--- a/projects/project04.docx
+++ b/projects/project04.docx
@@ -31,6 +31,8 @@
       <w:pPr>
         <w:rPr>
           <w:b/>
+          <w:i/>
+          <w:iCs/>
           <w:sz w:val="32"/>
           <w:szCs w:val="32"/>
         </w:rPr>
@@ -49,7 +51,7 @@
           <w:sz w:val="32"/>
           <w:szCs w:val="32"/>
         </w:rPr>
-        <w:t>3</w:t>
+        <w:t xml:space="preserve">Tues </w:t>
       </w:r>
       <w:r>
         <w:rPr>
@@ -57,7 +59,7 @@
           <w:sz w:val="32"/>
           <w:szCs w:val="32"/>
         </w:rPr>
-        <w:t>/</w:t>
+        <w:t>3</w:t>
       </w:r>
       <w:r>
         <w:rPr>
@@ -65,7 +67,7 @@
           <w:sz w:val="32"/>
           <w:szCs w:val="32"/>
         </w:rPr>
-        <w:t>14</w:t>
+        <w:t>/</w:t>
       </w:r>
       <w:r>
         <w:rPr>
@@ -73,7 +75,7 @@
           <w:sz w:val="32"/>
           <w:szCs w:val="32"/>
         </w:rPr>
-        <w:t xml:space="preserve"> </w:t>
+        <w:t>25</w:t>
       </w:r>
       <w:r>
         <w:rPr>
@@ -81,7 +83,7 @@
           <w:sz w:val="32"/>
           <w:szCs w:val="32"/>
         </w:rPr>
-        <w:t>at 11:59pm</w:t>
+        <w:t xml:space="preserve"> </w:t>
       </w:r>
       <w:r>
         <w:rPr>
@@ -89,7 +91,33 @@
           <w:sz w:val="32"/>
           <w:szCs w:val="32"/>
         </w:rPr>
+        <w:t>at 11:59pm</w:t>
+      </w:r>
+      <w:r>
+        <w:rPr>
+          <w:b/>
+          <w:sz w:val="32"/>
+          <w:szCs w:val="32"/>
+        </w:rPr>
         <w:t>)</w:t>
+      </w:r>
+      <w:r>
+        <w:rPr>
+          <w:b/>
+          <w:sz w:val="32"/>
+          <w:szCs w:val="32"/>
+        </w:rPr>
+        <w:t xml:space="preserve"> – </w:t>
+      </w:r>
+      <w:r>
+        <w:rPr>
+          <w:b/>
+          <w:i/>
+          <w:iCs/>
+          <w:sz w:val="32"/>
+          <w:szCs w:val="32"/>
+        </w:rPr>
+        <w:t>Try to get it done before Spring Break!</w:t>
       </w:r>
     </w:p>
     <w:p>
@@ -120,7 +148,21 @@
         <w:rPr>
           <w:i/>
         </w:rPr>
-        <w:t>Attempt to get root on a CTF vulnerable virtual machine without documentation</w:t>
+        <w:t xml:space="preserve">Attempt to get root </w:t>
+      </w:r>
+      <w:proofErr w:type="gramStart"/>
+      <w:r>
+        <w:rPr>
+          <w:i/>
+        </w:rPr>
+        <w:t>on</w:t>
+      </w:r>
+      <w:proofErr w:type="gramEnd"/>
+      <w:r>
+        <w:rPr>
+          <w:i/>
+        </w:rPr>
+        <w:t xml:space="preserve"> a CTF vulnerable virtual machine without documentation</w:t>
       </w:r>
       <w:r>
         <w:rPr>
@@ -210,7 +252,7 @@
         </w:numPr>
       </w:pPr>
       <w:r>
-        <w:t>LAMPSec CTF9</w:t>
+        <w:t>Mystery Linux CTF</w:t>
       </w:r>
       <w:r>
         <w:t xml:space="preserve"> </w:t>
@@ -261,16 +303,52 @@
         </w:numPr>
       </w:pPr>
       <w:r>
-        <w:t xml:space="preserve">Optionally, you may want to look at other LAMPSec CTF walkthrough documentation for some other ideas.  The sourceforge website with links to all the virtual machines and documentation is here: </w:t>
+        <w:t xml:space="preserve">[Big Hint] </w:t>
+      </w:r>
+      <w:r>
+        <w:t xml:space="preserve">There are a few other fun tools you may want to research, including </w:t>
       </w:r>
       <w:hyperlink r:id="rId5" w:history="1">
         <w:r>
           <w:rPr>
             <w:rStyle w:val="Hyperlink"/>
           </w:rPr>
-          <w:t>https://www.vulnhub.com/series/lampsecurity,43/</w:t>
+          <w:t>hydra</w:t>
         </w:r>
       </w:hyperlink>
+      <w:r>
+        <w:t xml:space="preserve"> and </w:t>
+      </w:r>
+      <w:hyperlink r:id="rId6" w:history="1">
+        <w:proofErr w:type="spellStart"/>
+        <w:r>
+          <w:rPr>
+            <w:rStyle w:val="Hyperlink"/>
+          </w:rPr>
+          <w:t>sqlmap</w:t>
+        </w:r>
+        <w:proofErr w:type="spellEnd"/>
+      </w:hyperlink>
+      <w:r>
+        <w:t xml:space="preserve"> (with the --forms option)</w:t>
+      </w:r>
+      <w:r>
+        <w:t xml:space="preserve"> that you might want to check out.  Feel free to explore additional plugins with </w:t>
+      </w:r>
+      <w:proofErr w:type="spellStart"/>
+      <w:r>
+        <w:t>BurpSuite</w:t>
+      </w:r>
+      <w:proofErr w:type="spellEnd"/>
+      <w:r>
+        <w:t xml:space="preserve"> or </w:t>
+      </w:r>
+      <w:r>
+        <w:t>ZAP as well.</w:t>
+      </w:r>
+      <w:r>
+        <w:t xml:space="preserve"> </w:t>
+      </w:r>
     </w:p>
     <w:p>
       <w:pPr>
@@ -358,8 +436,13 @@
       <w:r>
         <w:t xml:space="preserve"> </w:t>
       </w:r>
-      <w:r>
-        <w:t>Base your report on the project 4 vulnerability analysis report template found in the class google folder.</w:t>
+      <w:proofErr w:type="gramStart"/>
+      <w:r>
+        <w:t>Base</w:t>
+      </w:r>
+      <w:proofErr w:type="gramEnd"/>
+      <w:r>
+        <w:t xml:space="preserve"> your report on the project 4 vulnerability analysis report template found in the class google folder.</w:t>
       </w:r>
     </w:p>
     <w:p>
@@ -542,13 +625,40 @@
               </w:numPr>
             </w:pPr>
             <w:r>
-              <w:t xml:space="preserve">Cover reconnaissance with tools nmap, nikto, nessus, and at least </w:t>
+              <w:t xml:space="preserve">Cover reconnaissance with tools </w:t>
+            </w:r>
+            <w:proofErr w:type="spellStart"/>
+            <w:r>
+              <w:t>nmap</w:t>
+            </w:r>
+            <w:proofErr w:type="spellEnd"/>
+            <w:r>
+              <w:t xml:space="preserve">, </w:t>
+            </w:r>
+            <w:proofErr w:type="spellStart"/>
+            <w:r>
+              <w:t>nikto</w:t>
+            </w:r>
+            <w:proofErr w:type="spellEnd"/>
+            <w:r>
+              <w:t xml:space="preserve">, </w:t>
+            </w:r>
+            <w:proofErr w:type="spellStart"/>
+            <w:r>
+              <w:t>nessus</w:t>
+            </w:r>
+            <w:proofErr w:type="spellEnd"/>
+            <w:r>
+              <w:t xml:space="preserve">, and at least </w:t>
             </w:r>
             <w:r>
               <w:t>2</w:t>
             </w:r>
             <w:r>
               <w:t xml:space="preserve"> other methods.</w:t>
+            </w:r>
+            <w:r>
+              <w:t xml:space="preserve">  </w:t>
             </w:r>
           </w:p>
           <w:p>
@@ -559,7 +669,23 @@
               </w:numPr>
             </w:pPr>
             <w:r>
-              <w:t xml:space="preserve">For each reconnaissance method, don’t just copy and paste what the tool tells you.  I also expect a narrative of what it means.  (For example, what is the nmap readout telling us?)  For nessus, please show and discuss all red and </w:t>
+              <w:t xml:space="preserve">For each reconnaissance method, don’t just copy and paste what the tool tells you.  I also expect a narrative of what it means.  (For example, what is the </w:t>
+            </w:r>
+            <w:proofErr w:type="spellStart"/>
+            <w:r>
+              <w:t>nmap</w:t>
+            </w:r>
+            <w:proofErr w:type="spellEnd"/>
+            <w:r>
+              <w:t xml:space="preserve"> readout telling us?)  For </w:t>
+            </w:r>
+            <w:proofErr w:type="spellStart"/>
+            <w:r>
+              <w:t>nessus</w:t>
+            </w:r>
+            <w:proofErr w:type="spellEnd"/>
+            <w:r>
+              <w:t xml:space="preserve">, please show and discuss all red and </w:t>
             </w:r>
             <w:r>
               <w:t>orange/critical and high</w:t>
@@ -638,11 +764,11 @@
               </w:numPr>
             </w:pPr>
             <w:r>
-              <w:t xml:space="preserve">At least 4 different attack vectors are attempted based on weaknesses found in the previous section.  Each attack vector should have its own chapter and be written as a narrative.  What did you try first?  Did that work?  What did you do next?  I expect a lot of screenshots in this area.  Attempted attack vectors do not have to be successful, </w:t>
+              <w:t xml:space="preserve">At least 4 different attack vectors are attempted based on weaknesses found in the previous section.  Each attack vector should have its own chapter and be written as a narrative.  What did you try first?  Did that work?  What did </w:t>
             </w:r>
             <w:r>
               <w:lastRenderedPageBreak/>
-              <w:t>but I do expect a strong effort to be put forth to get them to work.</w:t>
+              <w:t>you do next?  I expect a lot of screenshots in this area.  Attempted attack vectors do not have to be successful, but I do expect a strong effort to be put forth to get them to work.</w:t>
             </w:r>
           </w:p>
           <w:p>
@@ -716,7 +842,10 @@
           </w:tcPr>
           <w:p>
             <w:r>
-              <w:t>25</w:t>
+              <w:t>2</w:t>
+            </w:r>
+            <w:r>
+              <w:t>0</w:t>
             </w:r>
           </w:p>
         </w:tc>
@@ -897,7 +1026,7 @@
           </w:tcPr>
           <w:p>
             <w:r>
-              <w:t>15</w:t>
+              <w:t>20</w:t>
             </w:r>
           </w:p>
         </w:tc>
@@ -913,7 +1042,120 @@
           </w:tcPr>
           <w:p>
             <w:r>
-              <w:t>Finally, 15 points will be set aside for the compromise level of the machine.  The machine is vulnerable to multiple types of attacks in different ways.  Your team will score the full 15 points if at least one method was able to gain root privilege with a root command prompt.  You will receive partial credit for successful website XSS attacks, local non-root account compromise, and/or being very close to compromising root.</w:t>
+              <w:t xml:space="preserve">Finally, </w:t>
+            </w:r>
+            <w:r>
+              <w:t>20</w:t>
+            </w:r>
+            <w:r>
+              <w:t xml:space="preserve"> points will be set aside for the compromise level of the machine.  The machine is vulnerable to multiple types of attacks in different ways</w:t>
+            </w:r>
+            <w:r>
+              <w:t>, such as:</w:t>
+            </w:r>
+          </w:p>
+          <w:p>
+            <w:pPr>
+              <w:pStyle w:val="ListParagraph"/>
+              <w:numPr>
+                <w:ilvl w:val="0"/>
+                <w:numId w:val="10"/>
+              </w:numPr>
+            </w:pPr>
+            <w:r>
+              <w:t>Logging into the web interface</w:t>
+            </w:r>
+          </w:p>
+          <w:p>
+            <w:pPr>
+              <w:pStyle w:val="ListParagraph"/>
+              <w:numPr>
+                <w:ilvl w:val="0"/>
+                <w:numId w:val="10"/>
+              </w:numPr>
+            </w:pPr>
+            <w:r>
+              <w:t>Logging into the web interface as an administrative user</w:t>
+            </w:r>
+          </w:p>
+          <w:p>
+            <w:pPr>
+              <w:pStyle w:val="ListParagraph"/>
+              <w:numPr>
+                <w:ilvl w:val="0"/>
+                <w:numId w:val="10"/>
+              </w:numPr>
+            </w:pPr>
+            <w:r>
+              <w:t>Logging into ssh as a system user</w:t>
+            </w:r>
+          </w:p>
+          <w:p>
+            <w:pPr>
+              <w:pStyle w:val="ListParagraph"/>
+              <w:numPr>
+                <w:ilvl w:val="0"/>
+                <w:numId w:val="10"/>
+              </w:numPr>
+            </w:pPr>
+            <w:r>
+              <w:t xml:space="preserve">Gaining root access </w:t>
+            </w:r>
+            <w:proofErr w:type="gramStart"/>
+            <w:r>
+              <w:t>on</w:t>
+            </w:r>
+            <w:proofErr w:type="gramEnd"/>
+            <w:r>
+              <w:t xml:space="preserve"> the machine</w:t>
+            </w:r>
+          </w:p>
+          <w:p>
+            <w:pPr>
+              <w:pStyle w:val="ListParagraph"/>
+              <w:numPr>
+                <w:ilvl w:val="0"/>
+                <w:numId w:val="10"/>
+              </w:numPr>
+            </w:pPr>
+            <w:r>
+              <w:t>Demonstrating XSS is possible</w:t>
+            </w:r>
+          </w:p>
+          <w:p>
+            <w:pPr>
+              <w:pStyle w:val="ListParagraph"/>
+              <w:numPr>
+                <w:ilvl w:val="0"/>
+                <w:numId w:val="10"/>
+              </w:numPr>
+            </w:pPr>
+            <w:r>
+              <w:t>Demonstrating SQL injection is possible</w:t>
+            </w:r>
+          </w:p>
+          <w:p>
+            <w:pPr>
+              <w:pStyle w:val="ListParagraph"/>
+              <w:numPr>
+                <w:ilvl w:val="0"/>
+                <w:numId w:val="10"/>
+              </w:numPr>
+            </w:pPr>
+            <w:r>
+              <w:t>Obtaining sensitive customer information from the database</w:t>
+            </w:r>
+          </w:p>
+          <w:p>
+            <w:pPr>
+              <w:pStyle w:val="ListParagraph"/>
+              <w:numPr>
+                <w:ilvl w:val="0"/>
+                <w:numId w:val="10"/>
+              </w:numPr>
+            </w:pPr>
+            <w:r>
+              <w:t>Others?</w:t>
             </w:r>
           </w:p>
         </w:tc>
@@ -947,10 +1189,13 @@
         <w:t xml:space="preserve">.  </w:t>
       </w:r>
       <w:r>
-        <w:t>I</w:t>
-      </w:r>
-      <w:r>
-        <w:t xml:space="preserve"> already know there are a couple of Russian and foreign-language websites out there with supposed “walk-throughs”.  Don’t use these.  Don’t copy and paste from these.  They defeat the very spirit of the original CTF9 documentation which states solutions should not be posted online to give learners a chance to learn for themselves.  The point is for you to try stuff to figure it out, and your grade is based on what you try and document.  Also, there are likely multiple ways to get root, so your solution may differ from another team’s solution.</w:t>
+        <w:rPr>
+          <w:iCs/>
+        </w:rPr>
+        <w:t xml:space="preserve">There </w:t>
+      </w:r>
+      <w:r>
+        <w:t>are likely multiple ways to get root, so your solution may differ from another team’s solution.</w:t>
       </w:r>
     </w:p>
     <w:sectPr>
@@ -2779,6 +3024,18 @@
       <w:szCs w:val="20"/>
     </w:rPr>
   </w:style>
+  <w:style w:type="character" w:styleId="UnresolvedMention">
+    <w:name w:val="Unresolved Mention"/>
+    <w:basedOn w:val="DefaultParagraphFont"/>
+    <w:uiPriority w:val="99"/>
+    <w:semiHidden/>
+    <w:unhideWhenUsed/>
+    <w:rsid w:val="00837B33"/>
+    <w:rPr>
+      <w:color w:val="605E5C"/>
+      <w:shd w:val="clear" w:color="auto" w:fill="E1DFDD"/>
+    </w:rPr>
+  </w:style>
 </w:styles>
 </file>
 

--- a/projects/project04.docx
+++ b/projects/project04.docx
@@ -75,7 +75,15 @@
           <w:sz w:val="32"/>
           <w:szCs w:val="32"/>
         </w:rPr>
-        <w:t>25</w:t>
+        <w:t>2</w:t>
+      </w:r>
+      <w:r>
+        <w:rPr>
+          <w:b/>
+          <w:sz w:val="32"/>
+          <w:szCs w:val="32"/>
+        </w:rPr>
+        <w:t>4</w:t>
       </w:r>
       <w:r>
         <w:rPr>
@@ -148,21 +156,7 @@
         <w:rPr>
           <w:i/>
         </w:rPr>
-        <w:t xml:space="preserve">Attempt to get root </w:t>
-      </w:r>
-      <w:proofErr w:type="gramStart"/>
-      <w:r>
-        <w:rPr>
-          <w:i/>
-        </w:rPr>
-        <w:t>on</w:t>
-      </w:r>
-      <w:proofErr w:type="gramEnd"/>
-      <w:r>
-        <w:rPr>
-          <w:i/>
-        </w:rPr>
-        <w:t xml:space="preserve"> a CTF vulnerable virtual machine without documentation</w:t>
+        <w:t>Attempt to get root on a CTF vulnerable virtual machine without documentation</w:t>
       </w:r>
       <w:r>
         <w:rPr>
@@ -320,28 +314,18 @@
         <w:t xml:space="preserve"> and </w:t>
       </w:r>
       <w:hyperlink r:id="rId6" w:history="1">
-        <w:proofErr w:type="spellStart"/>
         <w:r>
           <w:rPr>
             <w:rStyle w:val="Hyperlink"/>
           </w:rPr>
           <w:t>sqlmap</w:t>
         </w:r>
-        <w:proofErr w:type="spellEnd"/>
       </w:hyperlink>
       <w:r>
         <w:t xml:space="preserve"> (with the --forms option)</w:t>
       </w:r>
       <w:r>
-        <w:t xml:space="preserve"> that you might want to check out.  Feel free to explore additional plugins with </w:t>
-      </w:r>
-      <w:proofErr w:type="spellStart"/>
-      <w:r>
-        <w:t>BurpSuite</w:t>
-      </w:r>
-      <w:proofErr w:type="spellEnd"/>
-      <w:r>
-        <w:t xml:space="preserve"> or </w:t>
+        <w:t xml:space="preserve"> that you might want to check out.  Feel free to explore additional plugins with BurpSuite or </w:t>
       </w:r>
       <w:r>
         <w:t>ZAP as well.</w:t>
@@ -436,13 +420,8 @@
       <w:r>
         <w:t xml:space="preserve"> </w:t>
       </w:r>
-      <w:proofErr w:type="gramStart"/>
-      <w:r>
-        <w:t>Base</w:t>
-      </w:r>
-      <w:proofErr w:type="gramEnd"/>
-      <w:r>
-        <w:t xml:space="preserve"> your report on the project 4 vulnerability analysis report template found in the class google folder.</w:t>
+      <w:r>
+        <w:t>Base your report on the project 4 vulnerability analysis report template found in the class google folder.</w:t>
       </w:r>
     </w:p>
     <w:p>
@@ -625,31 +604,7 @@
               </w:numPr>
             </w:pPr>
             <w:r>
-              <w:t xml:space="preserve">Cover reconnaissance with tools </w:t>
-            </w:r>
-            <w:proofErr w:type="spellStart"/>
-            <w:r>
-              <w:t>nmap</w:t>
-            </w:r>
-            <w:proofErr w:type="spellEnd"/>
-            <w:r>
-              <w:t xml:space="preserve">, </w:t>
-            </w:r>
-            <w:proofErr w:type="spellStart"/>
-            <w:r>
-              <w:t>nikto</w:t>
-            </w:r>
-            <w:proofErr w:type="spellEnd"/>
-            <w:r>
-              <w:t xml:space="preserve">, </w:t>
-            </w:r>
-            <w:proofErr w:type="spellStart"/>
-            <w:r>
-              <w:t>nessus</w:t>
-            </w:r>
-            <w:proofErr w:type="spellEnd"/>
-            <w:r>
-              <w:t xml:space="preserve">, and at least </w:t>
+              <w:t xml:space="preserve">Cover reconnaissance with tools nmap, nikto, nessus, and at least </w:t>
             </w:r>
             <w:r>
               <w:t>2</w:t>
@@ -669,23 +624,7 @@
               </w:numPr>
             </w:pPr>
             <w:r>
-              <w:t xml:space="preserve">For each reconnaissance method, don’t just copy and paste what the tool tells you.  I also expect a narrative of what it means.  (For example, what is the </w:t>
-            </w:r>
-            <w:proofErr w:type="spellStart"/>
-            <w:r>
-              <w:t>nmap</w:t>
-            </w:r>
-            <w:proofErr w:type="spellEnd"/>
-            <w:r>
-              <w:t xml:space="preserve"> readout telling us?)  For </w:t>
-            </w:r>
-            <w:proofErr w:type="spellStart"/>
-            <w:r>
-              <w:t>nessus</w:t>
-            </w:r>
-            <w:proofErr w:type="spellEnd"/>
-            <w:r>
-              <w:t xml:space="preserve">, please show and discuss all red and </w:t>
+              <w:t xml:space="preserve">For each reconnaissance method, don’t just copy and paste what the tool tells you.  I also expect a narrative of what it means.  (For example, what is the nmap readout telling us?)  For nessus, please show and discuss all red and </w:t>
             </w:r>
             <w:r>
               <w:t>orange/critical and high</w:t>
@@ -1099,15 +1038,7 @@
               </w:numPr>
             </w:pPr>
             <w:r>
-              <w:t xml:space="preserve">Gaining root access </w:t>
-            </w:r>
-            <w:proofErr w:type="gramStart"/>
-            <w:r>
-              <w:t>on</w:t>
-            </w:r>
-            <w:proofErr w:type="gramEnd"/>
-            <w:r>
-              <w:t xml:space="preserve"> the machine</w:t>
+              <w:t>Gaining root access on the machine</w:t>
             </w:r>
           </w:p>
           <w:p>
